--- a/AI_Agents_and_Advanced_Fine_Tuning_Bootcamp/Lab_Walkthroughs/Week_11_Lab_A_agentic_rag_implementation.docx
+++ b/AI_Agents_and_Advanced_Fine_Tuning_Bootcamp/Lab_Walkthroughs/Week_11_Lab_A_agentic_rag_implementation.docx
@@ -96,7 +96,7 @@
           <w:color w:val="333333"/>
           <w:sz w:val="22"/>
         </w:rPr>
-        <w:t>Cluster workspace from week 1 plus week-specific deps in the requirements.txt that ships with this lab.</w:t>
+        <w:t>Cluster; corpus of 100K docs pre-indexed in qdrant + OpenSearch + DuckDB (TA sheet).</w:t>
       </w:r>
     </w:p>
     <w:p>
@@ -118,7 +118,7 @@
           <w:color w:val="333333"/>
           <w:sz w:val="22"/>
         </w:rPr>
-        <w:t>Concept list available in the class notes for this week.</w:t>
+        <w:t>Tool selection across vector, BM25, and SQL backends</w:t>
       </w:r>
     </w:p>
     <w:p>
@@ -130,7 +130,19 @@
           <w:color w:val="333333"/>
           <w:sz w:val="22"/>
         </w:rPr>
-        <w:t>Lab guide TA reviews the concepts in the first 15 minutes.</w:t>
+        <w:t>Multi-hop: evidence from hop 1 shapes the hop 2 query</w:t>
+      </w:r>
+    </w:p>
+    <w:p>
+      <w:pPr>
+        <w:pStyle w:val="ListBullet"/>
+      </w:pPr>
+      <w:r>
+        <w:rPr>
+          <w:color w:val="333333"/>
+          <w:sz w:val="22"/>
+        </w:rPr>
+        <w:t>Stop conditions and evidence budgets</w:t>
       </w:r>
     </w:p>
     <w:p>
@@ -211,7 +223,163 @@
           <w:color w:val="101010"/>
           <w:sz w:val="18"/>
         </w:rPr>
-        <w:t># Starter code is in the lab repo: see lab_starter.py.</w:t>
+        <w:t>TOOLS = {'vector': vector_search, 'bm25': keyword_search,</w:t>
+      </w:r>
+    </w:p>
+    <w:p>
+      <w:pPr>
+        <w:spacing w:after="0" w:before="0"/>
+      </w:pPr>
+      <w:r>
+        <w:rPr>
+          <w:rFonts w:ascii="Consolas" w:hAnsi="Consolas"/>
+          <w:color w:val="101010"/>
+          <w:sz w:val="18"/>
+        </w:rPr>
+        <w:t xml:space="preserve">         'sql': duckdb_query}</w:t>
+      </w:r>
+    </w:p>
+    <w:p>
+      <w:pPr>
+        <w:spacing w:after="0" w:before="0"/>
+      </w:pPr>
+      <w:r>
+        <w:rPr>
+          <w:rFonts w:ascii="Consolas" w:hAnsi="Consolas"/>
+          <w:color w:val="101010"/>
+          <w:sz w:val="18"/>
+        </w:rPr>
+        <w:t xml:space="preserve"> </w:t>
+      </w:r>
+    </w:p>
+    <w:p>
+      <w:pPr>
+        <w:spacing w:after="0" w:before="0"/>
+      </w:pPr>
+      <w:r>
+        <w:rPr>
+          <w:rFonts w:ascii="Consolas" w:hAnsi="Consolas"/>
+          <w:color w:val="101010"/>
+          <w:sz w:val="18"/>
+        </w:rPr>
+        <w:t>def agentic_rag(question, max_hops=4):</w:t>
+      </w:r>
+    </w:p>
+    <w:p>
+      <w:pPr>
+        <w:spacing w:after="0" w:before="0"/>
+      </w:pPr>
+      <w:r>
+        <w:rPr>
+          <w:rFonts w:ascii="Consolas" w:hAnsi="Consolas"/>
+          <w:color w:val="101010"/>
+          <w:sz w:val="18"/>
+        </w:rPr>
+        <w:t xml:space="preserve">    evidence = []</w:t>
+      </w:r>
+    </w:p>
+    <w:p>
+      <w:pPr>
+        <w:spacing w:after="0" w:before="0"/>
+      </w:pPr>
+      <w:r>
+        <w:rPr>
+          <w:rFonts w:ascii="Consolas" w:hAnsi="Consolas"/>
+          <w:color w:val="101010"/>
+          <w:sz w:val="18"/>
+        </w:rPr>
+        <w:t xml:space="preserve">    for hop in range(max_hops):</w:t>
+      </w:r>
+    </w:p>
+    <w:p>
+      <w:pPr>
+        <w:spacing w:after="0" w:before="0"/>
+      </w:pPr>
+      <w:r>
+        <w:rPr>
+          <w:rFonts w:ascii="Consolas" w:hAnsi="Consolas"/>
+          <w:color w:val="101010"/>
+          <w:sz w:val="18"/>
+        </w:rPr>
+        <w:t xml:space="preserve">        plan = llm_plan(question, evidence)   # tool + query + why</w:t>
+      </w:r>
+    </w:p>
+    <w:p>
+      <w:pPr>
+        <w:spacing w:after="0" w:before="0"/>
+      </w:pPr>
+      <w:r>
+        <w:rPr>
+          <w:rFonts w:ascii="Consolas" w:hAnsi="Consolas"/>
+          <w:color w:val="101010"/>
+          <w:sz w:val="18"/>
+        </w:rPr>
+        <w:t xml:space="preserve">        if plan['action'] == 'answer':</w:t>
+      </w:r>
+    </w:p>
+    <w:p>
+      <w:pPr>
+        <w:spacing w:after="0" w:before="0"/>
+      </w:pPr>
+      <w:r>
+        <w:rPr>
+          <w:rFonts w:ascii="Consolas" w:hAnsi="Consolas"/>
+          <w:color w:val="101010"/>
+          <w:sz w:val="18"/>
+        </w:rPr>
+        <w:t xml:space="preserve">            break</w:t>
+      </w:r>
+    </w:p>
+    <w:p>
+      <w:pPr>
+        <w:spacing w:after="0" w:before="0"/>
+      </w:pPr>
+      <w:r>
+        <w:rPr>
+          <w:rFonts w:ascii="Consolas" w:hAnsi="Consolas"/>
+          <w:color w:val="101010"/>
+          <w:sz w:val="18"/>
+        </w:rPr>
+        <w:t xml:space="preserve">        hits = TOOLS[plan['tool']](plan['query'], k=6)</w:t>
+      </w:r>
+    </w:p>
+    <w:p>
+      <w:pPr>
+        <w:spacing w:after="0" w:before="0"/>
+      </w:pPr>
+      <w:r>
+        <w:rPr>
+          <w:rFonts w:ascii="Consolas" w:hAnsi="Consolas"/>
+          <w:color w:val="101010"/>
+          <w:sz w:val="18"/>
+        </w:rPr>
+        <w:t xml:space="preserve">        evidence += rerank(question, hits)[:3]</w:t>
+      </w:r>
+    </w:p>
+    <w:p>
+      <w:pPr>
+        <w:spacing w:after="0" w:before="0"/>
+      </w:pPr>
+      <w:r>
+        <w:rPr>
+          <w:rFonts w:ascii="Consolas" w:hAnsi="Consolas"/>
+          <w:color w:val="101010"/>
+          <w:sz w:val="18"/>
+        </w:rPr>
+        <w:t xml:space="preserve">    return grounded_answer(question, evidence)</w:t>
+      </w:r>
+    </w:p>
+    <w:p>
+      <w:pPr>
+        <w:spacing w:after="0" w:before="0"/>
+      </w:pPr>
+      <w:r>
+        <w:rPr>
+          <w:rFonts w:ascii="Consolas" w:hAnsi="Consolas"/>
+          <w:color w:val="101010"/>
+          <w:sz w:val="18"/>
+        </w:rPr>
+        <w:t xml:space="preserve"> </w:t>
       </w:r>
     </w:p>
     <w:p>
@@ -233,7 +401,7 @@
           <w:color w:val="333333"/>
           <w:sz w:val="22"/>
         </w:rPr>
-        <w:t>all deliverables present in the submission folder</w:t>
+        <w:t>single-hop questions answer in one hop (no wasted calls)</w:t>
       </w:r>
     </w:p>
     <w:p>
@@ -245,7 +413,7 @@
           <w:color w:val="333333"/>
           <w:sz w:val="22"/>
         </w:rPr>
-        <w:t>code runs end-to-end without modification</w:t>
+        <w:t>the 10 seeded multi-hop questions need 2+ hops and get them right</w:t>
       </w:r>
     </w:p>
     <w:p>
@@ -257,7 +425,19 @@
           <w:color w:val="333333"/>
           <w:sz w:val="22"/>
         </w:rPr>
-        <w:t>results match the expected ranges in the rubric</w:t>
+        <w:t>numeric questions route to SQL, not vector search</w:t>
+      </w:r>
+    </w:p>
+    <w:p>
+      <w:pPr>
+        <w:pStyle w:val="ListBullet"/>
+      </w:pPr>
+      <w:r>
+        <w:rPr>
+          <w:color w:val="333333"/>
+          <w:sz w:val="22"/>
+        </w:rPr>
+        <w:t>every answer cites evidence ids; uncited claims fail the harness</w:t>
       </w:r>
     </w:p>
     <w:p>
